--- a/Tailored_CVs/Shinoy_SkyGeo_Netherlands_B_V__Full_Stack_Developer.docx
+++ b/Tailored_CVs/Shinoy_SkyGeo_Netherlands_B_V__Full_Stack_Developer.docx
@@ -70,7 +70,7 @@
           <w:b w:val="0"/>
           <w:sz w:val="19"/>
         </w:rPr>
-        <w:t>QA Automation Engineer with over 8 years of experience building scalable test frameworks and CI/CD pipelines using Java, TypeScript, and AWS. I bring solid experience in backend database validation, API testing, and infrastructure automation. Currently based in the Netherlands with a valid EU residence permit, I am looking to contribute my technical background to your engineering team.</w:t>
+        <w:t>QA Automation Engineer with over 8 years of experience building scalable test frameworks and CI/CD pipelines using Java, TypeScript, and AWS. I bring strong skills in backend validation, database querying, and streamlining processes for financial and technical clients. Currently based in Amstelveen with a valid EU residence permit, I am looking to contribute practical engineering solutions to your team.</w:t>
       </w:r>
     </w:p>
     <w:p>
@@ -288,7 +288,7 @@
           <w:b w:val="0"/>
           <w:sz w:val="18"/>
         </w:rPr>
-        <w:t>▸ Implemented CI/CD pipelines and ran scheduled automation regression test builds via Jenkins while provisioning underlying test environments using Terraform and AWS.</w:t>
+        <w:t>▸ Provisioned and maintained test environments and deployment pipelines utilizing AWS and Terraform to support continuous delivery workflows.</w:t>
       </w:r>
     </w:p>
     <w:p>
@@ -301,7 +301,7 @@
           <w:b w:val="0"/>
           <w:sz w:val="18"/>
         </w:rPr>
-        <w:t>▸ Migrated framework components to Playwright TypeScript for endtoend workflows within a microservices architecture, improving execution efficiency.</w:t>
+        <w:t>▸ Executed complex Oracle SQL queries and managed backend data validation to ensure strict integrity across production datasets.</w:t>
       </w:r>
     </w:p>
     <w:p>
@@ -314,7 +314,7 @@
           <w:b w:val="0"/>
           <w:sz w:val="18"/>
         </w:rPr>
-        <w:t>▸ Executed complex Oracle SQL queries to validate massive datasets and ensure data integrity across backend workflows.</w:t>
+        <w:t>▸ Integrated automated regression test builds via Jenkins and automated UI workflows using Selenium and TypeScript WDIO.</w:t>
       </w:r>
     </w:p>
     <w:p>
@@ -327,7 +327,7 @@
           <w:b w:val="0"/>
           <w:sz w:val="18"/>
         </w:rPr>
-        <w:t>▸ Streamlined test generation and deployment scripts utilizing AI tools like Gemini Code Assist.</w:t>
+        <w:t>▸ Streamlined test generation and deployment scripts utilizing AI tools like Gemini Code Assist to improve overall delivery efficiency.</w:t>
       </w:r>
     </w:p>
     <w:p>
